--- a/Supplementary Materials.docx
+++ b/Supplementary Materials.docx
@@ -1,6 +1,6 @@
 
 <file path=word/document.xml><?xml version="1.0" encoding="utf-8"?>
-<w:document xmlns:wpc="http://schemas.microsoft.com/office/word/2010/wordprocessingCanvas" xmlns:cx="http://schemas.microsoft.com/office/drawing/2014/chartex" xmlns:cx1="http://schemas.microsoft.com/office/drawing/2015/9/8/chartex" xmlns:cx2="http://schemas.microsoft.com/office/drawing/2015/10/21/chartex" xmlns:cx3="http://schemas.microsoft.com/office/drawing/2016/5/9/chartex" xmlns:cx4="http://schemas.microsoft.com/office/drawing/2016/5/10/chartex" xmlns:cx5="http://schemas.microsoft.com/office/drawing/2016/5/11/chartex" xmlns:cx6="http://schemas.microsoft.com/office/drawing/2016/5/12/chartex" xmlns:cx7="http://schemas.microsoft.com/office/drawing/2016/5/13/chartex" xmlns:cx8="http://schemas.microsoft.com/office/drawing/2016/5/14/chartex" xmlns:mc="http://schemas.openxmlformats.org/markup-compatibility/2006" xmlns:aink="http://schemas.microsoft.com/office/drawing/2016/ink" xmlns:am3d="http://schemas.microsoft.com/office/drawing/2017/model3d" xmlns:o="urn:schemas-microsoft-com:office:office" xmlns:oel="http://schemas.microsoft.com/office/2019/extlst" xmlns:r="http://schemas.openxmlformats.org/officeDocument/2006/relationships" xmlns:m="http://schemas.openxmlformats.org/officeDocument/2006/math" xmlns:v="urn:schemas-microsoft-com:vml" xmlns:wp14="http://schemas.microsoft.com/office/word/2010/wordprocessingDrawing" xmlns:wp="http://schemas.openxmlformats.org/drawingml/2006/wordprocessingDrawing" xmlns:w10="urn:schemas-microsoft-com:office:word" xmlns:w="http://schemas.openxmlformats.org/wordprocessingml/2006/main" xmlns:w14="http://schemas.microsoft.com/office/word/2010/wordml" xmlns:w15="http://schemas.microsoft.com/office/word/2012/wordml" xmlns:w16cei="http://schemas.microsoft.com/office/word/2026/wordml/cei" xmlns:w16cex="http://schemas.microsoft.com/office/word/2018/wordml/cex" xmlns:w16cid="http://schemas.microsoft.com/office/word/2016/wordml/cid" xmlns:w16="http://schemas.microsoft.com/office/word/2018/wordml" xmlns:w16du="http://schemas.microsoft.com/office/word/2023/wordml/word16du" xmlns:w16sdtdh="http://schemas.microsoft.com/office/word/2020/wordml/sdtdatahash" xmlns:w16sdtfl="http://schemas.microsoft.com/office/word/2024/wordml/sdtformatlock" xmlns:w16se="http://schemas.microsoft.com/office/word/2015/wordml/symex" xmlns:wpg="http://schemas.microsoft.com/office/word/2010/wordprocessingGroup" xmlns:wpi="http://schemas.microsoft.com/office/word/2010/wordprocessingInk" xmlns:wne="http://schemas.microsoft.com/office/word/2006/wordml" xmlns:wps="http://schemas.microsoft.com/office/word/2010/wordprocessingShape" mc:Ignorable="w14 w15 w16se w16cid w16 w16cex w16sdtdh w16sdtfl w16du wp14">
+<w:document xmlns:wpc="http://schemas.microsoft.com/office/word/2010/wordprocessingCanvas" xmlns:cx="http://schemas.microsoft.com/office/drawing/2014/chartex" xmlns:cx1="http://schemas.microsoft.com/office/drawing/2015/9/8/chartex" xmlns:cx2="http://schemas.microsoft.com/office/drawing/2015/10/21/chartex" xmlns:cx3="http://schemas.microsoft.com/office/drawing/2016/5/9/chartex" xmlns:cx4="http://schemas.microsoft.com/office/drawing/2016/5/10/chartex" xmlns:cx5="http://schemas.microsoft.com/office/drawing/2016/5/11/chartex" xmlns:cx6="http://schemas.microsoft.com/office/drawing/2016/5/12/chartex" xmlns:cx7="http://schemas.microsoft.com/office/drawing/2016/5/13/chartex" xmlns:cx8="http://schemas.microsoft.com/office/drawing/2016/5/14/chartex" xmlns:mc="http://schemas.openxmlformats.org/markup-compatibility/2006" xmlns:aink="http://schemas.microsoft.com/office/drawing/2016/ink" xmlns:am3d="http://schemas.microsoft.com/office/drawing/2017/model3d" xmlns:o="urn:schemas-microsoft-com:office:office" xmlns:oel="http://schemas.microsoft.com/office/2019/extlst" xmlns:r="http://schemas.openxmlformats.org/officeDocument/2006/relationships" xmlns:m="http://schemas.openxmlformats.org/officeDocument/2006/math" xmlns:v="urn:schemas-microsoft-com:vml" xmlns:wp14="http://schemas.microsoft.com/office/word/2010/wordprocessingDrawing" xmlns:wp="http://schemas.openxmlformats.org/drawingml/2006/wordprocessingDrawing" xmlns:w10="urn:schemas-microsoft-com:office:word" xmlns:w="http://schemas.openxmlformats.org/wordprocessingml/2006/main" xmlns:w14="http://schemas.microsoft.com/office/word/2010/wordml" xmlns:w15="http://schemas.microsoft.com/office/word/2012/wordml" xmlns:w16cex="http://schemas.microsoft.com/office/word/2018/wordml/cex" xmlns:w16cid="http://schemas.microsoft.com/office/word/2016/wordml/cid" xmlns:w16="http://schemas.microsoft.com/office/word/2018/wordml" xmlns:w16du="http://schemas.microsoft.com/office/word/2023/wordml/word16du" xmlns:w16sdtdh="http://schemas.microsoft.com/office/word/2020/wordml/sdtdatahash" xmlns:w16sdtfl="http://schemas.microsoft.com/office/word/2024/wordml/sdtformatlock" xmlns:w16se="http://schemas.microsoft.com/office/word/2015/wordml/symex" xmlns:wpg="http://schemas.microsoft.com/office/word/2010/wordprocessingGroup" xmlns:wpi="http://schemas.microsoft.com/office/word/2010/wordprocessingInk" xmlns:wne="http://schemas.microsoft.com/office/word/2006/wordml" xmlns:wps="http://schemas.microsoft.com/office/word/2010/wordprocessingShape" mc:Ignorable="w14 w15 w16se w16cid w16 w16cex w16sdtdh w16sdtfl w16du wp14">
   <w:body>
     <w:p>
       <w:pPr>
@@ -2129,7 +2129,47 @@
           <w:sz w:val="20"/>
           <w:szCs w:val="20"/>
         </w:rPr>
-        <w:t>Note: Mean absolute SHAP values from XGBoost TreeExplainer on full dataset (n = 218). Global ranking: Awareness barrier (0.370) &gt; Social barrier (0.310) &gt; Technical barrier (0.180) &gt; Financial barrier (0.110). This global SHAP ranking diverges from the PLS-SEM path coefficient ranking; see Section 4.1 of the main manuscript for discussion.</w:t>
+        <w:t xml:space="preserve">Note: Mean absolute SHAP values from </w:t>
+      </w:r>
+      <w:proofErr w:type="spellStart"/>
+      <w:r>
+        <w:rPr>
+          <w:i/>
+          <w:iCs/>
+          <w:sz w:val="20"/>
+          <w:szCs w:val="20"/>
+        </w:rPr>
+        <w:t>XGBoost</w:t>
+      </w:r>
+      <w:proofErr w:type="spellEnd"/>
+      <w:r>
+        <w:rPr>
+          <w:i/>
+          <w:iCs/>
+          <w:sz w:val="20"/>
+          <w:szCs w:val="20"/>
+        </w:rPr>
+        <w:t xml:space="preserve"> </w:t>
+      </w:r>
+      <w:proofErr w:type="spellStart"/>
+      <w:r>
+        <w:rPr>
+          <w:i/>
+          <w:iCs/>
+          <w:sz w:val="20"/>
+          <w:szCs w:val="20"/>
+        </w:rPr>
+        <w:t>TreeExplainer</w:t>
+      </w:r>
+      <w:proofErr w:type="spellEnd"/>
+      <w:r>
+        <w:rPr>
+          <w:i/>
+          <w:iCs/>
+          <w:sz w:val="20"/>
+          <w:szCs w:val="20"/>
+        </w:rPr>
+        <w:t xml:space="preserve"> on full dataset (n = 218). Global ranking: Awareness barrier (0.370) &gt; Social barrier (0.310) &gt; Technical barrier (0.180) &gt; Financial barrier (0.110). This global SHAP ranking diverges from the PLS-SEM path coefficient ranking; see Section 4.1 of the main manuscript for discussion.</w:t>
       </w:r>
     </w:p>
     <w:p>
@@ -2222,7 +2262,107 @@
           <w:sz w:val="20"/>
           <w:szCs w:val="20"/>
         </w:rPr>
-        <w:t>Note: All model importance values normalised to sum to 1.0 for direct comparison. SHAP (XGBoost) included as a fifth benchmark series. Social and Awareness barriers consistently rank among the top two features. Note that Random Forest and XGBoost assign higher relative importance to Social barrier, while LightGBM and CatBoost show a more balanced distribution.</w:t>
+        <w:t>Note: All model importance values normalised to sum to 1.0 for direct comparison. SHAP (</w:t>
+      </w:r>
+      <w:proofErr w:type="spellStart"/>
+      <w:r>
+        <w:rPr>
+          <w:i/>
+          <w:iCs/>
+          <w:sz w:val="20"/>
+          <w:szCs w:val="20"/>
+        </w:rPr>
+        <w:t>XGBoost</w:t>
+      </w:r>
+      <w:proofErr w:type="spellEnd"/>
+      <w:r>
+        <w:rPr>
+          <w:i/>
+          <w:iCs/>
+          <w:sz w:val="20"/>
+          <w:szCs w:val="20"/>
+        </w:rPr>
+        <w:t xml:space="preserve">) included as a fifth benchmark series. Social and Awareness barriers consistently rank among the top two features. Note that Random Forest and </w:t>
+      </w:r>
+      <w:proofErr w:type="spellStart"/>
+      <w:r>
+        <w:rPr>
+          <w:i/>
+          <w:iCs/>
+          <w:sz w:val="20"/>
+          <w:szCs w:val="20"/>
+        </w:rPr>
+        <w:t>XGBoost</w:t>
+      </w:r>
+      <w:proofErr w:type="spellEnd"/>
+      <w:r>
+        <w:rPr>
+          <w:i/>
+          <w:iCs/>
+          <w:sz w:val="20"/>
+          <w:szCs w:val="20"/>
+        </w:rPr>
+        <w:t xml:space="preserve"> assign higher relative importance to </w:t>
+      </w:r>
+      <w:proofErr w:type="gramStart"/>
+      <w:r>
+        <w:rPr>
+          <w:i/>
+          <w:iCs/>
+          <w:sz w:val="20"/>
+          <w:szCs w:val="20"/>
+        </w:rPr>
+        <w:t>Social</w:t>
+      </w:r>
+      <w:proofErr w:type="gramEnd"/>
+      <w:r>
+        <w:rPr>
+          <w:i/>
+          <w:iCs/>
+          <w:sz w:val="20"/>
+          <w:szCs w:val="20"/>
+        </w:rPr>
+        <w:t xml:space="preserve"> barrier, while </w:t>
+      </w:r>
+      <w:proofErr w:type="spellStart"/>
+      <w:r>
+        <w:rPr>
+          <w:i/>
+          <w:iCs/>
+          <w:sz w:val="20"/>
+          <w:szCs w:val="20"/>
+        </w:rPr>
+        <w:t>LightGBM</w:t>
+      </w:r>
+      <w:proofErr w:type="spellEnd"/>
+      <w:r>
+        <w:rPr>
+          <w:i/>
+          <w:iCs/>
+          <w:sz w:val="20"/>
+          <w:szCs w:val="20"/>
+        </w:rPr>
+        <w:t xml:space="preserve"> and </w:t>
+      </w:r>
+      <w:proofErr w:type="spellStart"/>
+      <w:r>
+        <w:rPr>
+          <w:i/>
+          <w:iCs/>
+          <w:sz w:val="20"/>
+          <w:szCs w:val="20"/>
+        </w:rPr>
+        <w:t>CatBoost</w:t>
+      </w:r>
+      <w:proofErr w:type="spellEnd"/>
+      <w:r>
+        <w:rPr>
+          <w:i/>
+          <w:iCs/>
+          <w:sz w:val="20"/>
+          <w:szCs w:val="20"/>
+        </w:rPr>
+        <w:t xml:space="preserve"> show a more balanced distribution.</w:t>
       </w:r>
     </w:p>
     <w:p>
@@ -2321,7 +2461,27 @@
           <w:sz w:val="20"/>
           <w:szCs w:val="20"/>
         </w:rPr>
-        <w:t>Note: Left panel = Technical barrier effect (colour = Awareness barrier level). Right panel = Social barrier effect (colour = Financial barrier level). Both plots reveal approximately linear main effects with nonlinear patterns at extreme values. When Awareness barrier is high (blue), the positive effect of Technical barrier on CE Drivers is amplified. When Financial barrier is high (blue), Social barrier's positive effect is stronger.</w:t>
+        <w:t xml:space="preserve">Note: Left panel = Technical barrier effect (colour = Awareness barrier level). Right panel = Social barrier effect (colour = Financial barrier level). Both plots reveal approximately linear main effects with nonlinear patterns at extreme values. When Awareness barrier is high (blue), the positive effect of </w:t>
+      </w:r>
+      <w:proofErr w:type="gramStart"/>
+      <w:r>
+        <w:rPr>
+          <w:i/>
+          <w:iCs/>
+          <w:sz w:val="20"/>
+          <w:szCs w:val="20"/>
+        </w:rPr>
+        <w:t>Technical</w:t>
+      </w:r>
+      <w:proofErr w:type="gramEnd"/>
+      <w:r>
+        <w:rPr>
+          <w:i/>
+          <w:iCs/>
+          <w:sz w:val="20"/>
+          <w:szCs w:val="20"/>
+        </w:rPr>
+        <w:t xml:space="preserve"> barrier on CE Drivers is amplified. When Financial barrier is high (blue), Social barrier's positive effect is stronger.</w:t>
       </w:r>
     </w:p>
     <w:p>
@@ -2343,7 +2503,31 @@
           <w:sz w:val="26"/>
           <w:szCs w:val="26"/>
         </w:rPr>
-        <w:t>Supplementary Figure: fsQCA Calibration</w:t>
+        <w:t xml:space="preserve">Supplementary Figure: </w:t>
+      </w:r>
+      <w:proofErr w:type="spellStart"/>
+      <w:r>
+        <w:rPr>
+          <w:rFonts w:ascii="Times New Roman" w:eastAsia="Times New Roman" w:hAnsi="Times New Roman" w:cs="Times New Roman"/>
+          <w:b/>
+          <w:bCs/>
+          <w:color w:val="000000"/>
+          <w:sz w:val="26"/>
+          <w:szCs w:val="26"/>
+        </w:rPr>
+        <w:t>fsQCA</w:t>
+      </w:r>
+      <w:proofErr w:type="spellEnd"/>
+      <w:r>
+        <w:rPr>
+          <w:rFonts w:ascii="Times New Roman" w:eastAsia="Times New Roman" w:hAnsi="Times New Roman" w:cs="Times New Roman"/>
+          <w:b/>
+          <w:bCs/>
+          <w:color w:val="000000"/>
+          <w:sz w:val="26"/>
+          <w:szCs w:val="26"/>
+        </w:rPr>
+        <w:t xml:space="preserve"> Calibration</w:t>
       </w:r>
     </w:p>
     <w:p>
@@ -2422,7 +2606,27 @@
           <w:sz w:val="22"/>
           <w:szCs w:val="22"/>
         </w:rPr>
-        <w:t>Supplementary Figure S9. fsQCA fuzzy calibration curves for all four CE barrier conditions</w:t>
+        <w:t xml:space="preserve">Supplementary Figure S9. </w:t>
+      </w:r>
+      <w:proofErr w:type="spellStart"/>
+      <w:r>
+        <w:rPr>
+          <w:b/>
+          <w:bCs/>
+          <w:sz w:val="22"/>
+          <w:szCs w:val="22"/>
+        </w:rPr>
+        <w:t>fsQCA</w:t>
+      </w:r>
+      <w:proofErr w:type="spellEnd"/>
+      <w:r>
+        <w:rPr>
+          <w:b/>
+          <w:bCs/>
+          <w:sz w:val="22"/>
+          <w:szCs w:val="22"/>
+        </w:rPr>
+        <w:t xml:space="preserve"> fuzzy calibration curves for all four CE barrier conditions</w:t>
       </w:r>
     </w:p>
     <w:p>
@@ -2439,12 +2643,194 @@
         <w:t>Note: Each panel shows the logistic calibration transformation from raw latent scores to fuzzy membership (0–1). Red dashed lines mark the crossover point at membership = 0.50 and corresponding latent score median. All four curves exhibit the expected S-shaped logistic pattern, confirming appropriate calibration. Percentile-based anchors: 75th percentile = fully in (0.95); median = crossover (0.50); 25th percentile = fully out (0.05).</w:t>
       </w:r>
     </w:p>
+    <w:p/>
+    <w:p/>
+    <w:p>
+      <w:pPr>
+        <w:jc w:val="center"/>
+      </w:pPr>
+      <w:r>
+        <w:rPr>
+          <w:noProof/>
+        </w:rPr>
+        <w:lastRenderedPageBreak/>
+        <w:drawing>
+          <wp:inline distT="0" distB="0" distL="0" distR="0" wp14:anchorId="389730BA" wp14:editId="1B351C60">
+            <wp:extent cx="4300950" cy="3657600"/>
+            <wp:effectExtent l="0" t="0" r="0" b="0"/>
+            <wp:docPr id="1810024950" name="Picture 1810024950"/>
+            <wp:cNvGraphicFramePr>
+              <a:graphicFrameLocks xmlns:a="http://schemas.openxmlformats.org/drawingml/2006/main" noChangeAspect="1"/>
+            </wp:cNvGraphicFramePr>
+            <a:graphic xmlns:a="http://schemas.openxmlformats.org/drawingml/2006/main">
+              <a:graphicData uri="http://schemas.openxmlformats.org/drawingml/2006/picture">
+                <pic:pic xmlns:pic="http://schemas.openxmlformats.org/drawingml/2006/picture">
+                  <pic:nvPicPr>
+                    <pic:cNvPr id="0" name="supp_s10_fornell.png"/>
+                    <pic:cNvPicPr/>
+                  </pic:nvPicPr>
+                  <pic:blipFill>
+                    <a:blip r:embed="rId15"/>
+                    <a:stretch>
+                      <a:fillRect/>
+                    </a:stretch>
+                  </pic:blipFill>
+                  <pic:spPr>
+                    <a:xfrm>
+                      <a:off x="0" y="0"/>
+                      <a:ext cx="4300950" cy="3657600"/>
+                    </a:xfrm>
+                    <a:prstGeom prst="rect">
+                      <a:avLst/>
+                    </a:prstGeom>
+                  </pic:spPr>
+                </pic:pic>
+              </a:graphicData>
+            </a:graphic>
+          </wp:inline>
+        </w:drawing>
+      </w:r>
+    </w:p>
+    <w:p>
+      <w:r>
+        <w:t>Supplementary Figure S10. Discriminant validity: Fornell-Larcker criterion</w:t>
+      </w:r>
+    </w:p>
+    <w:p>
+      <w:r>
+        <w:t xml:space="preserve">Note: Diagonal values = square root of AVE. </w:t>
+      </w:r>
+      <w:proofErr w:type="gramStart"/>
+      <w:r>
+        <w:t>Off-diagonal</w:t>
+      </w:r>
+      <w:proofErr w:type="gramEnd"/>
+      <w:r>
+        <w:t xml:space="preserve"> = inter-construct correlations. Discriminant validity satisfied when diagonal values are greater than or equal to off-diagonal values.</w:t>
+      </w:r>
+    </w:p>
+    <w:p/>
+    <w:p/>
+    <w:p>
+      <w:pPr>
+        <w:jc w:val="center"/>
+      </w:pPr>
+      <w:r>
+        <w:rPr>
+          <w:noProof/>
+        </w:rPr>
+        <w:lastRenderedPageBreak/>
+        <w:drawing>
+          <wp:inline distT="0" distB="0" distL="0" distR="0" wp14:anchorId="5F8E4951" wp14:editId="709F9C56">
+            <wp:extent cx="4354285" cy="3657600"/>
+            <wp:effectExtent l="0" t="0" r="0" b="0"/>
+            <wp:docPr id="1810024951" name="Picture 1810024951"/>
+            <wp:cNvGraphicFramePr>
+              <a:graphicFrameLocks xmlns:a="http://schemas.openxmlformats.org/drawingml/2006/main" noChangeAspect="1"/>
+            </wp:cNvGraphicFramePr>
+            <a:graphic xmlns:a="http://schemas.openxmlformats.org/drawingml/2006/main">
+              <a:graphicData uri="http://schemas.openxmlformats.org/drawingml/2006/picture">
+                <pic:pic xmlns:pic="http://schemas.openxmlformats.org/drawingml/2006/picture">
+                  <pic:nvPicPr>
+                    <pic:cNvPr id="0" name="supp_s11_htmt.png"/>
+                    <pic:cNvPicPr/>
+                  </pic:nvPicPr>
+                  <pic:blipFill>
+                    <a:blip r:embed="rId16"/>
+                    <a:stretch>
+                      <a:fillRect/>
+                    </a:stretch>
+                  </pic:blipFill>
+                  <pic:spPr>
+                    <a:xfrm>
+                      <a:off x="0" y="0"/>
+                      <a:ext cx="4354285" cy="3657600"/>
+                    </a:xfrm>
+                    <a:prstGeom prst="rect">
+                      <a:avLst/>
+                    </a:prstGeom>
+                  </pic:spPr>
+                </pic:pic>
+              </a:graphicData>
+            </a:graphic>
+          </wp:inline>
+        </w:drawing>
+      </w:r>
+    </w:p>
+    <w:p>
+      <w:r>
+        <w:t>Supplementary Figure S11. Discriminant validity: HTMT ratios</w:t>
+      </w:r>
+    </w:p>
+    <w:p>
+      <w:r>
+        <w:t>Note: All HTMT values below the conservative threshold of 0.90. Highest ratio = 0.892.</w:t>
+      </w:r>
+    </w:p>
+    <w:p/>
+    <w:p/>
+    <w:p>
+      <w:pPr>
+        <w:jc w:val="center"/>
+      </w:pPr>
+      <w:r>
+        <w:rPr>
+          <w:noProof/>
+        </w:rPr>
+        <w:drawing>
+          <wp:inline distT="0" distB="0" distL="0" distR="0" wp14:anchorId="363D8F5F" wp14:editId="72B1FA5D">
+            <wp:extent cx="5760000" cy="3657600"/>
+            <wp:effectExtent l="0" t="0" r="0" b="0"/>
+            <wp:docPr id="1810024952" name="Picture 1810024952"/>
+            <wp:cNvGraphicFramePr>
+              <a:graphicFrameLocks xmlns:a="http://schemas.openxmlformats.org/drawingml/2006/main" noChangeAspect="1"/>
+            </wp:cNvGraphicFramePr>
+            <a:graphic xmlns:a="http://schemas.openxmlformats.org/drawingml/2006/main">
+              <a:graphicData uri="http://schemas.openxmlformats.org/drawingml/2006/picture">
+                <pic:pic xmlns:pic="http://schemas.openxmlformats.org/drawingml/2006/picture">
+                  <pic:nvPicPr>
+                    <pic:cNvPr id="0" name="supp_s12_fsquare.png"/>
+                    <pic:cNvPicPr/>
+                  </pic:nvPicPr>
+                  <pic:blipFill>
+                    <a:blip r:embed="rId17"/>
+                    <a:stretch>
+                      <a:fillRect/>
+                    </a:stretch>
+                  </pic:blipFill>
+                  <pic:spPr>
+                    <a:xfrm>
+                      <a:off x="0" y="0"/>
+                      <a:ext cx="5760000" cy="3657600"/>
+                    </a:xfrm>
+                    <a:prstGeom prst="rect">
+                      <a:avLst/>
+                    </a:prstGeom>
+                  </pic:spPr>
+                </pic:pic>
+              </a:graphicData>
+            </a:graphic>
+          </wp:inline>
+        </w:drawing>
+      </w:r>
+    </w:p>
+    <w:p>
+      <w:r>
+        <w:t>Supplementary Figure S12. Effect size analysis: f-square values for all structural paths</w:t>
+      </w:r>
+    </w:p>
+    <w:p>
+      <w:r>
+        <w:lastRenderedPageBreak/>
+        <w:t>Note: All five paths produce f² values substantially above the large-effect threshold of 0.35.</w:t>
+      </w:r>
+    </w:p>
     <w:p>
       <w:pPr>
         <w:spacing w:after="60" w:line="360" w:lineRule="auto"/>
       </w:pPr>
       <w:r>
-        <w:t>Table S1:</w:t>
+        <w:t>Table S2:</w:t>
       </w:r>
       <w:r>
         <w:t xml:space="preserve"> </w:t>
@@ -3016,6 +3402,7 @@
                   <w:docPart w:val="5BD08260C2664EA6B243033C746D13D8"/>
                 </w:placeholder>
               </w:sdtPr>
+              <w:sdtEndPr/>
               <w:sdtContent>
                 <w:r>
                   <w:rPr>
@@ -3299,6 +3686,7 @@
                 <w:docPart w:val="5BD08260C2664EA6B243033C746D13D8"/>
               </w:placeholder>
             </w:sdtPr>
+            <w:sdtEndPr/>
             <w:sdtContent>
               <w:p>
                 <w:pPr>
@@ -3312,7 +3700,39 @@
                     <w:sz w:val="22"/>
                     <w:szCs w:val="22"/>
                   </w:rPr>
-                  <w:t>(Akinade et al., 2020; Kanters, 2020)</w:t>
+                  <w:t>(</w:t>
+                </w:r>
+                <w:proofErr w:type="spellStart"/>
+                <w:r>
+                  <w:rPr>
+                    <w:sz w:val="22"/>
+                    <w:szCs w:val="22"/>
+                  </w:rPr>
+                  <w:t>Akinade</w:t>
+                </w:r>
+                <w:proofErr w:type="spellEnd"/>
+                <w:r>
+                  <w:rPr>
+                    <w:sz w:val="22"/>
+                    <w:szCs w:val="22"/>
+                  </w:rPr>
+                  <w:t xml:space="preserve"> et al., 2020; </w:t>
+                </w:r>
+                <w:proofErr w:type="spellStart"/>
+                <w:r>
+                  <w:rPr>
+                    <w:sz w:val="22"/>
+                    <w:szCs w:val="22"/>
+                  </w:rPr>
+                  <w:t>Kanters</w:t>
+                </w:r>
+                <w:proofErr w:type="spellEnd"/>
+                <w:r>
+                  <w:rPr>
+                    <w:sz w:val="22"/>
+                    <w:szCs w:val="22"/>
+                  </w:rPr>
+                  <w:t>, 2020)</w:t>
                 </w:r>
               </w:p>
             </w:sdtContent>
@@ -4354,16 +4774,7 @@
                     <w:szCs w:val="22"/>
                     <w:lang w:val="nb-NO"/>
                   </w:rPr>
-                  <w:t xml:space="preserve">(Alotaibi et al., 2024; </w:t>
-                </w:r>
-                <w:r>
-                  <w:rPr>
-                    <w:sz w:val="22"/>
-                    <w:szCs w:val="22"/>
-                    <w:lang w:val="nb-NO"/>
-                  </w:rPr>
-                  <w:lastRenderedPageBreak/>
-                  <w:t>Durdyev et al., 2025)</w:t>
+                  <w:t>(Alotaibi et al., 2024; Durdyev et al., 2025)</w:t>
                 </w:r>
               </w:p>
             </w:sdtContent>
@@ -4491,6 +4902,7 @@
                 <w:docPart w:val="84368AE754B446AEA8FDD44F897A76CF"/>
               </w:placeholder>
             </w:sdtPr>
+            <w:sdtEndPr/>
             <w:sdtContent>
               <w:p>
                 <w:pPr>
@@ -4504,7 +4916,23 @@
                     <w:sz w:val="22"/>
                     <w:szCs w:val="22"/>
                   </w:rPr>
-                  <w:t>(Durdyev et al., 2025; Vollmers and Long, 2025)</w:t>
+                  <w:t>(</w:t>
+                </w:r>
+                <w:proofErr w:type="spellStart"/>
+                <w:r>
+                  <w:rPr>
+                    <w:sz w:val="22"/>
+                    <w:szCs w:val="22"/>
+                  </w:rPr>
+                  <w:t>Durdyev</w:t>
+                </w:r>
+                <w:proofErr w:type="spellEnd"/>
+                <w:r>
+                  <w:rPr>
+                    <w:sz w:val="22"/>
+                    <w:szCs w:val="22"/>
+                  </w:rPr>
+                  <w:t xml:space="preserve"> et al., 2025; Vollmers and Long, 2025)</w:t>
                 </w:r>
               </w:p>
             </w:sdtContent>
@@ -5044,6 +5472,7 @@
                 <w:docPart w:val="45FC37BFA1994798B24E50BF9849DAAD"/>
               </w:placeholder>
             </w:sdtPr>
+            <w:sdtEndPr/>
             <w:sdtContent>
               <w:p>
                 <w:pPr>
@@ -5057,7 +5486,23 @@
                     <w:sz w:val="22"/>
                     <w:szCs w:val="22"/>
                   </w:rPr>
-                  <w:t>(Durdyev et al., 2025; Vollmers and Long, 2025)</w:t>
+                  <w:t>(</w:t>
+                </w:r>
+                <w:proofErr w:type="spellStart"/>
+                <w:r>
+                  <w:rPr>
+                    <w:sz w:val="22"/>
+                    <w:szCs w:val="22"/>
+                  </w:rPr>
+                  <w:t>Durdyev</w:t>
+                </w:r>
+                <w:proofErr w:type="spellEnd"/>
+                <w:r>
+                  <w:rPr>
+                    <w:sz w:val="22"/>
+                    <w:szCs w:val="22"/>
+                  </w:rPr>
+                  <w:t xml:space="preserve"> et al., 2025; Vollmers and Long, 2025)</w:t>
                 </w:r>
               </w:p>
             </w:sdtContent>
@@ -5205,7 +5650,16 @@
                     <w:szCs w:val="22"/>
                     <w:lang w:val="nb-NO"/>
                   </w:rPr>
-                  <w:t>(Bello et al., 2025; Sofolahan et al., 2024)</w:t>
+                  <w:t xml:space="preserve">(Bello et al., 2025; </w:t>
+                </w:r>
+                <w:r>
+                  <w:rPr>
+                    <w:sz w:val="22"/>
+                    <w:szCs w:val="22"/>
+                    <w:lang w:val="nb-NO"/>
+                  </w:rPr>
+                  <w:lastRenderedPageBreak/>
+                  <w:t>Sofolahan et al., 2024)</w:t>
                 </w:r>
               </w:p>
             </w:sdtContent>
@@ -5482,6 +5936,7 @@
                 <w:docPart w:val="6B09BD7143ED48BE82C315A0AEFAE60F"/>
               </w:placeholder>
             </w:sdtPr>
+            <w:sdtEndPr/>
             <w:sdtContent>
               <w:p>
                 <w:pPr>
@@ -5495,7 +5950,39 @@
                     <w:sz w:val="22"/>
                     <w:szCs w:val="22"/>
                   </w:rPr>
-                  <w:t>(Akinade et al., 2020; Kanters, 2020)</w:t>
+                  <w:t>(</w:t>
+                </w:r>
+                <w:proofErr w:type="spellStart"/>
+                <w:r>
+                  <w:rPr>
+                    <w:sz w:val="22"/>
+                    <w:szCs w:val="22"/>
+                  </w:rPr>
+                  <w:t>Akinade</w:t>
+                </w:r>
+                <w:proofErr w:type="spellEnd"/>
+                <w:r>
+                  <w:rPr>
+                    <w:sz w:val="22"/>
+                    <w:szCs w:val="22"/>
+                  </w:rPr>
+                  <w:t xml:space="preserve"> et al., 2020; </w:t>
+                </w:r>
+                <w:proofErr w:type="spellStart"/>
+                <w:r>
+                  <w:rPr>
+                    <w:sz w:val="22"/>
+                    <w:szCs w:val="22"/>
+                  </w:rPr>
+                  <w:t>Kanters</w:t>
+                </w:r>
+                <w:proofErr w:type="spellEnd"/>
+                <w:r>
+                  <w:rPr>
+                    <w:sz w:val="22"/>
+                    <w:szCs w:val="22"/>
+                  </w:rPr>
+                  <w:t>, 2020)</w:t>
                 </w:r>
               </w:p>
             </w:sdtContent>
@@ -5769,6 +6256,7 @@
                 <w:docPart w:val="45FC37BFA1994798B24E50BF9849DAAD"/>
               </w:placeholder>
             </w:sdtPr>
+            <w:sdtEndPr/>
             <w:sdtContent>
               <w:p>
                 <w:pPr>
@@ -5782,7 +6270,23 @@
                     <w:sz w:val="22"/>
                     <w:szCs w:val="22"/>
                   </w:rPr>
-                  <w:t>(Durdyev et al., 2025; Vollmers and Long, 2025)</w:t>
+                  <w:t>(</w:t>
+                </w:r>
+                <w:proofErr w:type="spellStart"/>
+                <w:r>
+                  <w:rPr>
+                    <w:sz w:val="22"/>
+                    <w:szCs w:val="22"/>
+                  </w:rPr>
+                  <w:t>Durdyev</w:t>
+                </w:r>
+                <w:proofErr w:type="spellEnd"/>
+                <w:r>
+                  <w:rPr>
+                    <w:sz w:val="22"/>
+                    <w:szCs w:val="22"/>
+                  </w:rPr>
+                  <w:t xml:space="preserve"> et al., 2025; Vollmers and Long, 2025)</w:t>
                 </w:r>
               </w:p>
             </w:sdtContent>
@@ -5981,6 +6485,7 @@
                   <w:docPart w:val="2B1C512B13564FD3B834DDC0BE6FE8BE"/>
                 </w:placeholder>
               </w:sdtPr>
+              <w:sdtEndPr/>
               <w:sdtContent>
                 <w:r>
                   <w:rPr>
@@ -6202,6 +6707,7 @@
                 <w:docPart w:val="8C3F0428CD6744C3808E4444F67A4F42"/>
               </w:placeholder>
             </w:sdtPr>
+            <w:sdtEndPr/>
             <w:sdtContent>
               <w:p>
                 <w:pPr>
@@ -6215,7 +6721,23 @@
                     <w:sz w:val="22"/>
                     <w:szCs w:val="22"/>
                   </w:rPr>
-                  <w:t>(Sofolahan et al., 2024; Vollmers and Long, 2025)</w:t>
+                  <w:t>(</w:t>
+                </w:r>
+                <w:proofErr w:type="spellStart"/>
+                <w:r>
+                  <w:rPr>
+                    <w:sz w:val="22"/>
+                    <w:szCs w:val="22"/>
+                  </w:rPr>
+                  <w:t>Sofolahan</w:t>
+                </w:r>
+                <w:proofErr w:type="spellEnd"/>
+                <w:r>
+                  <w:rPr>
+                    <w:sz w:val="22"/>
+                    <w:szCs w:val="22"/>
+                  </w:rPr>
+                  <w:t xml:space="preserve"> et al., 2024; Vollmers and Long, 2025)</w:t>
                 </w:r>
               </w:p>
             </w:sdtContent>
@@ -6819,16 +7341,7 @@
                     <w:szCs w:val="22"/>
                     <w:lang w:val="nb-NO"/>
                   </w:rPr>
-                  <w:t xml:space="preserve">(Bello et al., 2025; Sofolahan </w:t>
-                </w:r>
-                <w:r>
-                  <w:rPr>
-                    <w:sz w:val="22"/>
-                    <w:szCs w:val="22"/>
-                    <w:lang w:val="nb-NO"/>
-                  </w:rPr>
-                  <w:lastRenderedPageBreak/>
-                  <w:t>et al., 2024)</w:t>
+                  <w:t>(Bello et al., 2025; Sofolahan et al., 2024)</w:t>
                 </w:r>
               </w:p>
             </w:sdtContent>
@@ -6876,6 +7389,7 @@
                   <w:docPart w:val="68DBAA89957F40D3B0A171F27FD6A103"/>
                 </w:placeholder>
               </w:sdtPr>
+              <w:sdtEndPr/>
               <w:sdtContent>
                 <w:r>
                   <w:rPr>
@@ -7096,6 +7610,7 @@
                 <w:docPart w:val="7204FEF04F414569AB1BEC4982CF73E7"/>
               </w:placeholder>
             </w:sdtPr>
+            <w:sdtEndPr/>
             <w:sdtContent>
               <w:p>
                 <w:pPr>
@@ -7704,7 +8219,16 @@
                     <w:szCs w:val="22"/>
                     <w:lang w:val="nb-NO"/>
                   </w:rPr>
-                  <w:t>(Asiedu et al., 2025; Durdyev et al., 2025)</w:t>
+                  <w:t xml:space="preserve">(Asiedu et al., 2025; Durdyev </w:t>
+                </w:r>
+                <w:r>
+                  <w:rPr>
+                    <w:sz w:val="22"/>
+                    <w:szCs w:val="22"/>
+                    <w:lang w:val="nb-NO"/>
+                  </w:rPr>
+                  <w:lastRenderedPageBreak/>
+                  <w:t>et al., 2025)</w:t>
                 </w:r>
               </w:p>
             </w:sdtContent>
@@ -7720,10 +8244,7 @@
     <w:p/>
     <w:p>
       <w:r>
-        <w:t xml:space="preserve">Table </w:t>
-      </w:r>
-      <w:r>
-        <w:t>S2:</w:t>
+        <w:t>Table S3:</w:t>
       </w:r>
       <w:r>
         <w:t xml:space="preserve"> </w:t>
@@ -8293,6 +8814,7 @@
                 <w:docPart w:val="494DE205D8D14636B119DAD56ED86E96"/>
               </w:placeholder>
             </w:sdtPr>
+            <w:sdtEndPr/>
             <w:sdtContent>
               <w:p>
                 <w:pPr>
@@ -8434,6 +8956,7 @@
                 <w:docPart w:val="494DE205D8D14636B119DAD56ED86E96"/>
               </w:placeholder>
             </w:sdtPr>
+            <w:sdtEndPr/>
             <w:sdtContent>
               <w:p>
                 <w:pPr>
@@ -8448,7 +8971,39 @@
                     <w:sz w:val="22"/>
                     <w:szCs w:val="22"/>
                   </w:rPr>
-                  <w:t>(Kanters, 2020; Rokio et al., 2024)</w:t>
+                  <w:t>(</w:t>
+                </w:r>
+                <w:proofErr w:type="spellStart"/>
+                <w:r>
+                  <w:rPr>
+                    <w:sz w:val="22"/>
+                    <w:szCs w:val="22"/>
+                  </w:rPr>
+                  <w:t>Kanters</w:t>
+                </w:r>
+                <w:proofErr w:type="spellEnd"/>
+                <w:r>
+                  <w:rPr>
+                    <w:sz w:val="22"/>
+                    <w:szCs w:val="22"/>
+                  </w:rPr>
+                  <w:t xml:space="preserve">, 2020; </w:t>
+                </w:r>
+                <w:proofErr w:type="spellStart"/>
+                <w:r>
+                  <w:rPr>
+                    <w:sz w:val="22"/>
+                    <w:szCs w:val="22"/>
+                  </w:rPr>
+                  <w:t>Rokio</w:t>
+                </w:r>
+                <w:proofErr w:type="spellEnd"/>
+                <w:r>
+                  <w:rPr>
+                    <w:sz w:val="22"/>
+                    <w:szCs w:val="22"/>
+                  </w:rPr>
+                  <w:t xml:space="preserve"> et al., 2024)</w:t>
                 </w:r>
               </w:p>
             </w:sdtContent>
@@ -8874,6 +9429,7 @@
                 <w:docPart w:val="B4241F24D5C34A45ADF05544169D4EAB"/>
               </w:placeholder>
             </w:sdtPr>
+            <w:sdtEndPr/>
             <w:sdtContent>
               <w:p>
                 <w:pPr>
@@ -9281,6 +9837,7 @@
                 <w:docPart w:val="CE22155979114E33B603C608BA4901EF"/>
               </w:placeholder>
             </w:sdtPr>
+            <w:sdtEndPr/>
             <w:sdtContent>
               <w:p>
                 <w:pPr>
@@ -9295,7 +9852,23 @@
                     <w:sz w:val="22"/>
                     <w:szCs w:val="22"/>
                   </w:rPr>
-                  <w:t>(Ding et al., 2025; Kanters, 2020)</w:t>
+                  <w:t xml:space="preserve">(Ding et al., 2025; </w:t>
+                </w:r>
+                <w:proofErr w:type="spellStart"/>
+                <w:r>
+                  <w:rPr>
+                    <w:sz w:val="22"/>
+                    <w:szCs w:val="22"/>
+                  </w:rPr>
+                  <w:t>Kanters</w:t>
+                </w:r>
+                <w:proofErr w:type="spellEnd"/>
+                <w:r>
+                  <w:rPr>
+                    <w:sz w:val="22"/>
+                    <w:szCs w:val="22"/>
+                  </w:rPr>
+                  <w:t>, 2020)</w:t>
                 </w:r>
               </w:p>
             </w:sdtContent>
@@ -9572,6 +10145,7 @@
                 <w:docPart w:val="AC334B209CAF41B0924BD87F6A5EF6FB"/>
               </w:placeholder>
             </w:sdtPr>
+            <w:sdtEndPr/>
             <w:sdtContent>
               <w:p>
                 <w:pPr>
@@ -9722,6 +10296,7 @@
                 <w:docPart w:val="D29EEDD62E764020B42F8896FC203360"/>
               </w:placeholder>
             </w:sdtPr>
+            <w:sdtEndPr/>
             <w:sdtContent>
               <w:p>
                 <w:pPr>
@@ -9736,7 +10311,39 @@
                     <w:sz w:val="22"/>
                     <w:szCs w:val="22"/>
                   </w:rPr>
-                  <w:t>(Kanters, 2020; Rokio et al., 2024)</w:t>
+                  <w:t>(</w:t>
+                </w:r>
+                <w:proofErr w:type="spellStart"/>
+                <w:r>
+                  <w:rPr>
+                    <w:sz w:val="22"/>
+                    <w:szCs w:val="22"/>
+                  </w:rPr>
+                  <w:t>Kanters</w:t>
+                </w:r>
+                <w:proofErr w:type="spellEnd"/>
+                <w:r>
+                  <w:rPr>
+                    <w:sz w:val="22"/>
+                    <w:szCs w:val="22"/>
+                  </w:rPr>
+                  <w:t xml:space="preserve">, 2020; </w:t>
+                </w:r>
+                <w:proofErr w:type="spellStart"/>
+                <w:r>
+                  <w:rPr>
+                    <w:sz w:val="22"/>
+                    <w:szCs w:val="22"/>
+                  </w:rPr>
+                  <w:t>Rokio</w:t>
+                </w:r>
+                <w:proofErr w:type="spellEnd"/>
+                <w:r>
+                  <w:rPr>
+                    <w:sz w:val="22"/>
+                    <w:szCs w:val="22"/>
+                  </w:rPr>
+                  <w:t xml:space="preserve"> et al., 2024)</w:t>
                 </w:r>
               </w:p>
             </w:sdtContent>
@@ -9872,13 +10479,30 @@
                   <w:docPart w:val="8C3DFA1E83F74A83A1329E458F229E70"/>
                 </w:placeholder>
               </w:sdtPr>
+              <w:sdtEndPr/>
               <w:sdtContent>
                 <w:r>
                   <w:rPr>
                     <w:sz w:val="22"/>
                     <w:szCs w:val="22"/>
                   </w:rPr>
-                  <w:t>(Kanters, 2020; Vollmers and Long, 2025)</w:t>
+                  <w:t>(</w:t>
+                </w:r>
+                <w:proofErr w:type="spellStart"/>
+                <w:r>
+                  <w:rPr>
+                    <w:sz w:val="22"/>
+                    <w:szCs w:val="22"/>
+                  </w:rPr>
+                  <w:t>Kanters</w:t>
+                </w:r>
+                <w:proofErr w:type="spellEnd"/>
+                <w:r>
+                  <w:rPr>
+                    <w:sz w:val="22"/>
+                    <w:szCs w:val="22"/>
+                  </w:rPr>
+                  <w:t>, 2020; Vollmers and Long, 2025)</w:t>
                 </w:r>
               </w:sdtContent>
             </w:sdt>
@@ -10578,6 +11202,7 @@
                 <w:docPart w:val="270A90FF8A16432BAB2316E79DEBF24E"/>
               </w:placeholder>
             </w:sdtPr>
+            <w:sdtEndPr/>
             <w:sdtContent>
               <w:p>
                 <w:pPr>
@@ -10592,7 +11217,39 @@
                     <w:sz w:val="22"/>
                     <w:szCs w:val="22"/>
                   </w:rPr>
-                  <w:t>(Akinade et al., 2020; Kanters, 2020)</w:t>
+                  <w:t>(</w:t>
+                </w:r>
+                <w:proofErr w:type="spellStart"/>
+                <w:r>
+                  <w:rPr>
+                    <w:sz w:val="22"/>
+                    <w:szCs w:val="22"/>
+                  </w:rPr>
+                  <w:t>Akinade</w:t>
+                </w:r>
+                <w:proofErr w:type="spellEnd"/>
+                <w:r>
+                  <w:rPr>
+                    <w:sz w:val="22"/>
+                    <w:szCs w:val="22"/>
+                  </w:rPr>
+                  <w:t xml:space="preserve"> et al., 2020; </w:t>
+                </w:r>
+                <w:proofErr w:type="spellStart"/>
+                <w:r>
+                  <w:rPr>
+                    <w:sz w:val="22"/>
+                    <w:szCs w:val="22"/>
+                  </w:rPr>
+                  <w:t>Kanters</w:t>
+                </w:r>
+                <w:proofErr w:type="spellEnd"/>
+                <w:r>
+                  <w:rPr>
+                    <w:sz w:val="22"/>
+                    <w:szCs w:val="22"/>
+                  </w:rPr>
+                  <w:t>, 2020)</w:t>
                 </w:r>
               </w:p>
             </w:sdtContent>
@@ -10985,6 +11642,7 @@
                 <w:docPart w:val="01B8B892D38449B1821D1938E303F833"/>
               </w:placeholder>
             </w:sdtPr>
+            <w:sdtEndPr/>
             <w:sdtContent>
               <w:p>
                 <w:pPr>
@@ -10999,7 +11657,23 @@
                     <w:sz w:val="22"/>
                     <w:szCs w:val="22"/>
                   </w:rPr>
-                  <w:t>(Rokio et al., 2024; Vollmers and Long, 2025)</w:t>
+                  <w:t>(</w:t>
+                </w:r>
+                <w:proofErr w:type="spellStart"/>
+                <w:r>
+                  <w:rPr>
+                    <w:sz w:val="22"/>
+                    <w:szCs w:val="22"/>
+                  </w:rPr>
+                  <w:t>Rokio</w:t>
+                </w:r>
+                <w:proofErr w:type="spellEnd"/>
+                <w:r>
+                  <w:rPr>
+                    <w:sz w:val="22"/>
+                    <w:szCs w:val="22"/>
+                  </w:rPr>
+                  <w:t xml:space="preserve"> et al., 2024; Vollmers and Long, 2025)</w:t>
                 </w:r>
               </w:p>
             </w:sdtContent>
@@ -11126,6 +11800,7 @@
                 <w:docPart w:val="01B8B892D38449B1821D1938E303F833"/>
               </w:placeholder>
             </w:sdtPr>
+            <w:sdtEndPr/>
             <w:sdtContent>
               <w:p>
                 <w:pPr>
@@ -11267,6 +11942,7 @@
                 <w:docPart w:val="7BF36ADACA15474B987517AC5A2824BF"/>
               </w:placeholder>
             </w:sdtPr>
+            <w:sdtEndPr/>
             <w:sdtContent>
               <w:p>
                 <w:pPr>
@@ -11281,7 +11957,39 @@
                     <w:sz w:val="22"/>
                     <w:szCs w:val="22"/>
                   </w:rPr>
-                  <w:t>(Kanters, 2020; Rokio et al., 2024)</w:t>
+                  <w:t>(</w:t>
+                </w:r>
+                <w:proofErr w:type="spellStart"/>
+                <w:r>
+                  <w:rPr>
+                    <w:sz w:val="22"/>
+                    <w:szCs w:val="22"/>
+                  </w:rPr>
+                  <w:t>Kanters</w:t>
+                </w:r>
+                <w:proofErr w:type="spellEnd"/>
+                <w:r>
+                  <w:rPr>
+                    <w:sz w:val="22"/>
+                    <w:szCs w:val="22"/>
+                  </w:rPr>
+                  <w:t xml:space="preserve">, 2020; </w:t>
+                </w:r>
+                <w:proofErr w:type="spellStart"/>
+                <w:r>
+                  <w:rPr>
+                    <w:sz w:val="22"/>
+                    <w:szCs w:val="22"/>
+                  </w:rPr>
+                  <w:t>Rokio</w:t>
+                </w:r>
+                <w:proofErr w:type="spellEnd"/>
+                <w:r>
+                  <w:rPr>
+                    <w:sz w:val="22"/>
+                    <w:szCs w:val="22"/>
+                  </w:rPr>
+                  <w:t xml:space="preserve"> et al., 2024)</w:t>
                 </w:r>
               </w:p>
             </w:sdtContent>
@@ -11408,6 +12116,7 @@
                 <w:docPart w:val="7BF36ADACA15474B987517AC5A2824BF"/>
               </w:placeholder>
             </w:sdtPr>
+            <w:sdtEndPr/>
             <w:sdtContent>
               <w:p>
                 <w:pPr>
@@ -11699,6 +12408,7 @@
                 <w:docPart w:val="01B8B892D38449B1821D1938E303F833"/>
               </w:placeholder>
             </w:sdtPr>
+            <w:sdtEndPr/>
             <w:sdtContent>
               <w:p>
                 <w:pPr>
@@ -11713,7 +12423,23 @@
                     <w:sz w:val="22"/>
                     <w:szCs w:val="22"/>
                   </w:rPr>
-                  <w:t>(Durdyev et al., 2025; Vollmers and Long, 2025)</w:t>
+                  <w:t>(</w:t>
+                </w:r>
+                <w:proofErr w:type="spellStart"/>
+                <w:r>
+                  <w:rPr>
+                    <w:sz w:val="22"/>
+                    <w:szCs w:val="22"/>
+                  </w:rPr>
+                  <w:t>Durdyev</w:t>
+                </w:r>
+                <w:proofErr w:type="spellEnd"/>
+                <w:r>
+                  <w:rPr>
+                    <w:sz w:val="22"/>
+                    <w:szCs w:val="22"/>
+                  </w:rPr>
+                  <w:t xml:space="preserve"> et al., 2025; Vollmers and Long, 2025)</w:t>
                 </w:r>
               </w:p>
             </w:sdtContent>
@@ -12140,6 +12866,7 @@
                 <w:docPart w:val="7BF36ADACA15474B987517AC5A2824BF"/>
               </w:placeholder>
             </w:sdtPr>
+            <w:sdtEndPr/>
             <w:sdtContent>
               <w:p>
                 <w:pPr>
@@ -12154,7 +12881,39 @@
                     <w:sz w:val="22"/>
                     <w:szCs w:val="22"/>
                   </w:rPr>
-                  <w:t>(Akinade et al., 2020; Kanters, 2020)</w:t>
+                  <w:t>(</w:t>
+                </w:r>
+                <w:proofErr w:type="spellStart"/>
+                <w:r>
+                  <w:rPr>
+                    <w:sz w:val="22"/>
+                    <w:szCs w:val="22"/>
+                  </w:rPr>
+                  <w:t>Akinade</w:t>
+                </w:r>
+                <w:proofErr w:type="spellEnd"/>
+                <w:r>
+                  <w:rPr>
+                    <w:sz w:val="22"/>
+                    <w:szCs w:val="22"/>
+                  </w:rPr>
+                  <w:t xml:space="preserve"> et al., 2020; </w:t>
+                </w:r>
+                <w:proofErr w:type="spellStart"/>
+                <w:r>
+                  <w:rPr>
+                    <w:sz w:val="22"/>
+                    <w:szCs w:val="22"/>
+                  </w:rPr>
+                  <w:t>Kanters</w:t>
+                </w:r>
+                <w:proofErr w:type="spellEnd"/>
+                <w:r>
+                  <w:rPr>
+                    <w:sz w:val="22"/>
+                    <w:szCs w:val="22"/>
+                  </w:rPr>
+                  <w:t>, 2020)</w:t>
                 </w:r>
               </w:p>
             </w:sdtContent>
@@ -12281,6 +13040,7 @@
                 <w:docPart w:val="01B8B892D38449B1821D1938E303F833"/>
               </w:placeholder>
             </w:sdtPr>
+            <w:sdtEndPr/>
             <w:sdtContent>
               <w:p>
                 <w:pPr>
@@ -12295,7 +13055,23 @@
                     <w:sz w:val="22"/>
                     <w:szCs w:val="22"/>
                   </w:rPr>
-                  <w:t>(Rokio et al., 2024; Vollmers and Long, 2025)</w:t>
+                  <w:t>(</w:t>
+                </w:r>
+                <w:proofErr w:type="spellStart"/>
+                <w:r>
+                  <w:rPr>
+                    <w:sz w:val="22"/>
+                    <w:szCs w:val="22"/>
+                  </w:rPr>
+                  <w:t>Rokio</w:t>
+                </w:r>
+                <w:proofErr w:type="spellEnd"/>
+                <w:r>
+                  <w:rPr>
+                    <w:sz w:val="22"/>
+                    <w:szCs w:val="22"/>
+                  </w:rPr>
+                  <w:t xml:space="preserve"> et al., 2024; Vollmers and Long, 2025)</w:t>
                 </w:r>
               </w:p>
             </w:sdtContent>
@@ -12455,8 +13231,8 @@
     </w:tbl>
     <w:p/>
     <w:sectPr>
-      <w:headerReference w:type="default" r:id="rId15"/>
-      <w:footerReference w:type="default" r:id="rId16"/>
+      <w:headerReference w:type="default" r:id="rId18"/>
+      <w:footerReference w:type="default" r:id="rId19"/>
       <w:pgSz w:w="12240" w:h="15840"/>
       <w:pgMar w:top="1440" w:right="1440" w:bottom="1440" w:left="1440" w:header="708" w:footer="708" w:gutter="0"/>
       <w:cols w:space="720"/>
@@ -12467,7 +13243,7 @@
 </file>
 
 <file path=word/endnotes.xml><?xml version="1.0" encoding="utf-8"?>
-<w:endnotes xmlns:wpc="http://schemas.microsoft.com/office/word/2010/wordprocessingCanvas" xmlns:cx="http://schemas.microsoft.com/office/drawing/2014/chartex" xmlns:cx1="http://schemas.microsoft.com/office/drawing/2015/9/8/chartex" xmlns:cx2="http://schemas.microsoft.com/office/drawing/2015/10/21/chartex" xmlns:cx3="http://schemas.microsoft.com/office/drawing/2016/5/9/chartex" xmlns:cx4="http://schemas.microsoft.com/office/drawing/2016/5/10/chartex" xmlns:cx5="http://schemas.microsoft.com/office/drawing/2016/5/11/chartex" xmlns:cx6="http://schemas.microsoft.com/office/drawing/2016/5/12/chartex" xmlns:cx7="http://schemas.microsoft.com/office/drawing/2016/5/13/chartex" xmlns:cx8="http://schemas.microsoft.com/office/drawing/2016/5/14/chartex" xmlns:mc="http://schemas.openxmlformats.org/markup-compatibility/2006" xmlns:aink="http://schemas.microsoft.com/office/drawing/2016/ink" xmlns:am3d="http://schemas.microsoft.com/office/drawing/2017/model3d" xmlns:o="urn:schemas-microsoft-com:office:office" xmlns:oel="http://schemas.microsoft.com/office/2019/extlst" xmlns:r="http://schemas.openxmlformats.org/officeDocument/2006/relationships" xmlns:m="http://schemas.openxmlformats.org/officeDocument/2006/math" xmlns:v="urn:schemas-microsoft-com:vml" xmlns:wp14="http://schemas.microsoft.com/office/word/2010/wordprocessingDrawing" xmlns:wp="http://schemas.openxmlformats.org/drawingml/2006/wordprocessingDrawing" xmlns:w10="urn:schemas-microsoft-com:office:word" xmlns:w="http://schemas.openxmlformats.org/wordprocessingml/2006/main" xmlns:w14="http://schemas.microsoft.com/office/word/2010/wordml" xmlns:w15="http://schemas.microsoft.com/office/word/2012/wordml" xmlns:w16cei="http://schemas.microsoft.com/office/word/2026/wordml/cei" xmlns:w16cex="http://schemas.microsoft.com/office/word/2018/wordml/cex" xmlns:w16cid="http://schemas.microsoft.com/office/word/2016/wordml/cid" xmlns:w16="http://schemas.microsoft.com/office/word/2018/wordml" xmlns:w16du="http://schemas.microsoft.com/office/word/2023/wordml/word16du" xmlns:w16sdtdh="http://schemas.microsoft.com/office/word/2020/wordml/sdtdatahash" xmlns:w16sdtfl="http://schemas.microsoft.com/office/word/2024/wordml/sdtformatlock" xmlns:w16se="http://schemas.microsoft.com/office/word/2015/wordml/symex" xmlns:wpg="http://schemas.microsoft.com/office/word/2010/wordprocessingGroup" xmlns:wpi="http://schemas.microsoft.com/office/word/2010/wordprocessingInk" xmlns:wne="http://schemas.microsoft.com/office/word/2006/wordml" xmlns:wps="http://schemas.microsoft.com/office/word/2010/wordprocessingShape" mc:Ignorable="w14 w15 w16se w16cid w16 w16cex w16sdtdh w16sdtfl w16du wp14">
+<w:endnotes xmlns:wpc="http://schemas.microsoft.com/office/word/2010/wordprocessingCanvas" xmlns:cx="http://schemas.microsoft.com/office/drawing/2014/chartex" xmlns:cx1="http://schemas.microsoft.com/office/drawing/2015/9/8/chartex" xmlns:cx2="http://schemas.microsoft.com/office/drawing/2015/10/21/chartex" xmlns:cx3="http://schemas.microsoft.com/office/drawing/2016/5/9/chartex" xmlns:cx4="http://schemas.microsoft.com/office/drawing/2016/5/10/chartex" xmlns:cx5="http://schemas.microsoft.com/office/drawing/2016/5/11/chartex" xmlns:cx6="http://schemas.microsoft.com/office/drawing/2016/5/12/chartex" xmlns:cx7="http://schemas.microsoft.com/office/drawing/2016/5/13/chartex" xmlns:cx8="http://schemas.microsoft.com/office/drawing/2016/5/14/chartex" xmlns:mc="http://schemas.openxmlformats.org/markup-compatibility/2006" xmlns:aink="http://schemas.microsoft.com/office/drawing/2016/ink" xmlns:am3d="http://schemas.microsoft.com/office/drawing/2017/model3d" xmlns:o="urn:schemas-microsoft-com:office:office" xmlns:oel="http://schemas.microsoft.com/office/2019/extlst" xmlns:r="http://schemas.openxmlformats.org/officeDocument/2006/relationships" xmlns:m="http://schemas.openxmlformats.org/officeDocument/2006/math" xmlns:v="urn:schemas-microsoft-com:vml" xmlns:wp14="http://schemas.microsoft.com/office/word/2010/wordprocessingDrawing" xmlns:wp="http://schemas.openxmlformats.org/drawingml/2006/wordprocessingDrawing" xmlns:w10="urn:schemas-microsoft-com:office:word" xmlns:w="http://schemas.openxmlformats.org/wordprocessingml/2006/main" xmlns:w14="http://schemas.microsoft.com/office/word/2010/wordml" xmlns:w15="http://schemas.microsoft.com/office/word/2012/wordml" xmlns:w16cex="http://schemas.microsoft.com/office/word/2018/wordml/cex" xmlns:w16cid="http://schemas.microsoft.com/office/word/2016/wordml/cid" xmlns:w16="http://schemas.microsoft.com/office/word/2018/wordml" xmlns:w16du="http://schemas.microsoft.com/office/word/2023/wordml/word16du" xmlns:w16sdtdh="http://schemas.microsoft.com/office/word/2020/wordml/sdtdatahash" xmlns:w16sdtfl="http://schemas.microsoft.com/office/word/2024/wordml/sdtformatlock" xmlns:w16se="http://schemas.microsoft.com/office/word/2015/wordml/symex" xmlns:wpg="http://schemas.microsoft.com/office/word/2010/wordprocessingGroup" xmlns:wpi="http://schemas.microsoft.com/office/word/2010/wordprocessingInk" xmlns:wne="http://schemas.microsoft.com/office/word/2006/wordml" xmlns:wps="http://schemas.microsoft.com/office/word/2010/wordprocessingShape" mc:Ignorable="w14 w15 w16se w16cid w16 w16cex w16sdtdh w16sdtfl w16du wp14">
   <w:endnote w:type="separator" w:id="-1">
     <w:p>
       <w:r>
@@ -12486,7 +13262,7 @@
 </file>
 
 <file path=word/footer1.xml><?xml version="1.0" encoding="utf-8"?>
-<w:ftr xmlns:wpc="http://schemas.microsoft.com/office/word/2010/wordprocessingCanvas" xmlns:cx="http://schemas.microsoft.com/office/drawing/2014/chartex" xmlns:cx1="http://schemas.microsoft.com/office/drawing/2015/9/8/chartex" xmlns:cx2="http://schemas.microsoft.com/office/drawing/2015/10/21/chartex" xmlns:cx3="http://schemas.microsoft.com/office/drawing/2016/5/9/chartex" xmlns:cx4="http://schemas.microsoft.com/office/drawing/2016/5/10/chartex" xmlns:cx5="http://schemas.microsoft.com/office/drawing/2016/5/11/chartex" xmlns:cx6="http://schemas.microsoft.com/office/drawing/2016/5/12/chartex" xmlns:cx7="http://schemas.microsoft.com/office/drawing/2016/5/13/chartex" xmlns:cx8="http://schemas.microsoft.com/office/drawing/2016/5/14/chartex" xmlns:mc="http://schemas.openxmlformats.org/markup-compatibility/2006" xmlns:aink="http://schemas.microsoft.com/office/drawing/2016/ink" xmlns:am3d="http://schemas.microsoft.com/office/drawing/2017/model3d" xmlns:o="urn:schemas-microsoft-com:office:office" xmlns:oel="http://schemas.microsoft.com/office/2019/extlst" xmlns:r="http://schemas.openxmlformats.org/officeDocument/2006/relationships" xmlns:m="http://schemas.openxmlformats.org/officeDocument/2006/math" xmlns:v="urn:schemas-microsoft-com:vml" xmlns:wp14="http://schemas.microsoft.com/office/word/2010/wordprocessingDrawing" xmlns:wp="http://schemas.openxmlformats.org/drawingml/2006/wordprocessingDrawing" xmlns:w10="urn:schemas-microsoft-com:office:word" xmlns:w="http://schemas.openxmlformats.org/wordprocessingml/2006/main" xmlns:w14="http://schemas.microsoft.com/office/word/2010/wordml" xmlns:w15="http://schemas.microsoft.com/office/word/2012/wordml" xmlns:w16cei="http://schemas.microsoft.com/office/word/2026/wordml/cei" xmlns:w16cex="http://schemas.microsoft.com/office/word/2018/wordml/cex" xmlns:w16cid="http://schemas.microsoft.com/office/word/2016/wordml/cid" xmlns:w16="http://schemas.microsoft.com/office/word/2018/wordml" xmlns:w16du="http://schemas.microsoft.com/office/word/2023/wordml/word16du" xmlns:w16sdtdh="http://schemas.microsoft.com/office/word/2020/wordml/sdtdatahash" xmlns:w16sdtfl="http://schemas.microsoft.com/office/word/2024/wordml/sdtformatlock" xmlns:w16se="http://schemas.microsoft.com/office/word/2015/wordml/symex" xmlns:wpg="http://schemas.microsoft.com/office/word/2010/wordprocessingGroup" xmlns:wpi="http://schemas.microsoft.com/office/word/2010/wordprocessingInk" xmlns:wne="http://schemas.microsoft.com/office/word/2006/wordml" xmlns:wps="http://schemas.microsoft.com/office/word/2010/wordprocessingShape" mc:Ignorable="w14 w15 w16se w16cid w16 w16cex w16sdtdh w16sdtfl w16du wp14">
+<w:ftr xmlns:wpc="http://schemas.microsoft.com/office/word/2010/wordprocessingCanvas" xmlns:cx="http://schemas.microsoft.com/office/drawing/2014/chartex" xmlns:cx1="http://schemas.microsoft.com/office/drawing/2015/9/8/chartex" xmlns:cx2="http://schemas.microsoft.com/office/drawing/2015/10/21/chartex" xmlns:cx3="http://schemas.microsoft.com/office/drawing/2016/5/9/chartex" xmlns:cx4="http://schemas.microsoft.com/office/drawing/2016/5/10/chartex" xmlns:cx5="http://schemas.microsoft.com/office/drawing/2016/5/11/chartex" xmlns:cx6="http://schemas.microsoft.com/office/drawing/2016/5/12/chartex" xmlns:cx7="http://schemas.microsoft.com/office/drawing/2016/5/13/chartex" xmlns:cx8="http://schemas.microsoft.com/office/drawing/2016/5/14/chartex" xmlns:mc="http://schemas.openxmlformats.org/markup-compatibility/2006" xmlns:aink="http://schemas.microsoft.com/office/drawing/2016/ink" xmlns:am3d="http://schemas.microsoft.com/office/drawing/2017/model3d" xmlns:o="urn:schemas-microsoft-com:office:office" xmlns:oel="http://schemas.microsoft.com/office/2019/extlst" xmlns:r="http://schemas.openxmlformats.org/officeDocument/2006/relationships" xmlns:m="http://schemas.openxmlformats.org/officeDocument/2006/math" xmlns:v="urn:schemas-microsoft-com:vml" xmlns:wp14="http://schemas.microsoft.com/office/word/2010/wordprocessingDrawing" xmlns:wp="http://schemas.openxmlformats.org/drawingml/2006/wordprocessingDrawing" xmlns:w10="urn:schemas-microsoft-com:office:word" xmlns:w="http://schemas.openxmlformats.org/wordprocessingml/2006/main" xmlns:w14="http://schemas.microsoft.com/office/word/2010/wordml" xmlns:w15="http://schemas.microsoft.com/office/word/2012/wordml" xmlns:w16cex="http://schemas.microsoft.com/office/word/2018/wordml/cex" xmlns:w16cid="http://schemas.microsoft.com/office/word/2016/wordml/cid" xmlns:w16="http://schemas.microsoft.com/office/word/2018/wordml" xmlns:w16du="http://schemas.microsoft.com/office/word/2023/wordml/word16du" xmlns:w16sdtdh="http://schemas.microsoft.com/office/word/2020/wordml/sdtdatahash" xmlns:w16sdtfl="http://schemas.microsoft.com/office/word/2024/wordml/sdtformatlock" xmlns:w16se="http://schemas.microsoft.com/office/word/2015/wordml/symex" xmlns:wpg="http://schemas.microsoft.com/office/word/2010/wordprocessingGroup" xmlns:wpi="http://schemas.microsoft.com/office/word/2010/wordprocessingInk" xmlns:wne="http://schemas.microsoft.com/office/word/2006/wordml" xmlns:wps="http://schemas.microsoft.com/office/word/2010/wordprocessingShape" mc:Ignorable="w14 w15 w16se w16cid w16 w16cex w16sdtdh w16sdtfl w16du wp14">
   <w:p>
     <w:pPr>
       <w:jc w:val="center"/>
@@ -12545,7 +13321,7 @@
 </file>
 
 <file path=word/footnotes.xml><?xml version="1.0" encoding="utf-8"?>
-<w:footnotes xmlns:wpc="http://schemas.microsoft.com/office/word/2010/wordprocessingCanvas" xmlns:cx="http://schemas.microsoft.com/office/drawing/2014/chartex" xmlns:cx1="http://schemas.microsoft.com/office/drawing/2015/9/8/chartex" xmlns:cx2="http://schemas.microsoft.com/office/drawing/2015/10/21/chartex" xmlns:cx3="http://schemas.microsoft.com/office/drawing/2016/5/9/chartex" xmlns:cx4="http://schemas.microsoft.com/office/drawing/2016/5/10/chartex" xmlns:cx5="http://schemas.microsoft.com/office/drawing/2016/5/11/chartex" xmlns:cx6="http://schemas.microsoft.com/office/drawing/2016/5/12/chartex" xmlns:cx7="http://schemas.microsoft.com/office/drawing/2016/5/13/chartex" xmlns:cx8="http://schemas.microsoft.com/office/drawing/2016/5/14/chartex" xmlns:mc="http://schemas.openxmlformats.org/markup-compatibility/2006" xmlns:aink="http://schemas.microsoft.com/office/drawing/2016/ink" xmlns:am3d="http://schemas.microsoft.com/office/drawing/2017/model3d" xmlns:o="urn:schemas-microsoft-com:office:office" xmlns:oel="http://schemas.microsoft.com/office/2019/extlst" xmlns:r="http://schemas.openxmlformats.org/officeDocument/2006/relationships" xmlns:m="http://schemas.openxmlformats.org/officeDocument/2006/math" xmlns:v="urn:schemas-microsoft-com:vml" xmlns:wp14="http://schemas.microsoft.com/office/word/2010/wordprocessingDrawing" xmlns:wp="http://schemas.openxmlformats.org/drawingml/2006/wordprocessingDrawing" xmlns:w10="urn:schemas-microsoft-com:office:word" xmlns:w="http://schemas.openxmlformats.org/wordprocessingml/2006/main" xmlns:w14="http://schemas.microsoft.com/office/word/2010/wordml" xmlns:w15="http://schemas.microsoft.com/office/word/2012/wordml" xmlns:w16cei="http://schemas.microsoft.com/office/word/2026/wordml/cei" xmlns:w16cex="http://schemas.microsoft.com/office/word/2018/wordml/cex" xmlns:w16cid="http://schemas.microsoft.com/office/word/2016/wordml/cid" xmlns:w16="http://schemas.microsoft.com/office/word/2018/wordml" xmlns:w16du="http://schemas.microsoft.com/office/word/2023/wordml/word16du" xmlns:w16sdtdh="http://schemas.microsoft.com/office/word/2020/wordml/sdtdatahash" xmlns:w16sdtfl="http://schemas.microsoft.com/office/word/2024/wordml/sdtformatlock" xmlns:w16se="http://schemas.microsoft.com/office/word/2015/wordml/symex" xmlns:wpg="http://schemas.microsoft.com/office/word/2010/wordprocessingGroup" xmlns:wpi="http://schemas.microsoft.com/office/word/2010/wordprocessingInk" xmlns:wne="http://schemas.microsoft.com/office/word/2006/wordml" xmlns:wps="http://schemas.microsoft.com/office/word/2010/wordprocessingShape" mc:Ignorable="w14 w15 w16se w16cid w16 w16cex w16sdtdh w16sdtfl w16du wp14">
+<w:footnotes xmlns:wpc="http://schemas.microsoft.com/office/word/2010/wordprocessingCanvas" xmlns:cx="http://schemas.microsoft.com/office/drawing/2014/chartex" xmlns:cx1="http://schemas.microsoft.com/office/drawing/2015/9/8/chartex" xmlns:cx2="http://schemas.microsoft.com/office/drawing/2015/10/21/chartex" xmlns:cx3="http://schemas.microsoft.com/office/drawing/2016/5/9/chartex" xmlns:cx4="http://schemas.microsoft.com/office/drawing/2016/5/10/chartex" xmlns:cx5="http://schemas.microsoft.com/office/drawing/2016/5/11/chartex" xmlns:cx6="http://schemas.microsoft.com/office/drawing/2016/5/12/chartex" xmlns:cx7="http://schemas.microsoft.com/office/drawing/2016/5/13/chartex" xmlns:cx8="http://schemas.microsoft.com/office/drawing/2016/5/14/chartex" xmlns:mc="http://schemas.openxmlformats.org/markup-compatibility/2006" xmlns:aink="http://schemas.microsoft.com/office/drawing/2016/ink" xmlns:am3d="http://schemas.microsoft.com/office/drawing/2017/model3d" xmlns:o="urn:schemas-microsoft-com:office:office" xmlns:oel="http://schemas.microsoft.com/office/2019/extlst" xmlns:r="http://schemas.openxmlformats.org/officeDocument/2006/relationships" xmlns:m="http://schemas.openxmlformats.org/officeDocument/2006/math" xmlns:v="urn:schemas-microsoft-com:vml" xmlns:wp14="http://schemas.microsoft.com/office/word/2010/wordprocessingDrawing" xmlns:wp="http://schemas.openxmlformats.org/drawingml/2006/wordprocessingDrawing" xmlns:w10="urn:schemas-microsoft-com:office:word" xmlns:w="http://schemas.openxmlformats.org/wordprocessingml/2006/main" xmlns:w14="http://schemas.microsoft.com/office/word/2010/wordml" xmlns:w15="http://schemas.microsoft.com/office/word/2012/wordml" xmlns:w16cex="http://schemas.microsoft.com/office/word/2018/wordml/cex" xmlns:w16cid="http://schemas.microsoft.com/office/word/2016/wordml/cid" xmlns:w16="http://schemas.microsoft.com/office/word/2018/wordml" xmlns:w16du="http://schemas.microsoft.com/office/word/2023/wordml/word16du" xmlns:w16sdtdh="http://schemas.microsoft.com/office/word/2020/wordml/sdtdatahash" xmlns:w16sdtfl="http://schemas.microsoft.com/office/word/2024/wordml/sdtformatlock" xmlns:w16se="http://schemas.microsoft.com/office/word/2015/wordml/symex" xmlns:wpg="http://schemas.microsoft.com/office/word/2010/wordprocessingGroup" xmlns:wpi="http://schemas.microsoft.com/office/word/2010/wordprocessingInk" xmlns:wne="http://schemas.microsoft.com/office/word/2006/wordml" xmlns:wps="http://schemas.microsoft.com/office/word/2010/wordprocessingShape" mc:Ignorable="w14 w15 w16se w16cid w16 w16cex w16sdtdh w16sdtfl w16du wp14">
   <w:footnote w:type="separator" w:id="-1">
     <w:p>
       <w:r>
@@ -12564,7 +13340,7 @@
 </file>
 
 <file path=word/header1.xml><?xml version="1.0" encoding="utf-8"?>
-<w:hdr xmlns:wpc="http://schemas.microsoft.com/office/word/2010/wordprocessingCanvas" xmlns:cx="http://schemas.microsoft.com/office/drawing/2014/chartex" xmlns:cx1="http://schemas.microsoft.com/office/drawing/2015/9/8/chartex" xmlns:cx2="http://schemas.microsoft.com/office/drawing/2015/10/21/chartex" xmlns:cx3="http://schemas.microsoft.com/office/drawing/2016/5/9/chartex" xmlns:cx4="http://schemas.microsoft.com/office/drawing/2016/5/10/chartex" xmlns:cx5="http://schemas.microsoft.com/office/drawing/2016/5/11/chartex" xmlns:cx6="http://schemas.microsoft.com/office/drawing/2016/5/12/chartex" xmlns:cx7="http://schemas.microsoft.com/office/drawing/2016/5/13/chartex" xmlns:cx8="http://schemas.microsoft.com/office/drawing/2016/5/14/chartex" xmlns:mc="http://schemas.openxmlformats.org/markup-compatibility/2006" xmlns:aink="http://schemas.microsoft.com/office/drawing/2016/ink" xmlns:am3d="http://schemas.microsoft.com/office/drawing/2017/model3d" xmlns:o="urn:schemas-microsoft-com:office:office" xmlns:oel="http://schemas.microsoft.com/office/2019/extlst" xmlns:r="http://schemas.openxmlformats.org/officeDocument/2006/relationships" xmlns:m="http://schemas.openxmlformats.org/officeDocument/2006/math" xmlns:v="urn:schemas-microsoft-com:vml" xmlns:wp14="http://schemas.microsoft.com/office/word/2010/wordprocessingDrawing" xmlns:wp="http://schemas.openxmlformats.org/drawingml/2006/wordprocessingDrawing" xmlns:w10="urn:schemas-microsoft-com:office:word" xmlns:w="http://schemas.openxmlformats.org/wordprocessingml/2006/main" xmlns:w14="http://schemas.microsoft.com/office/word/2010/wordml" xmlns:w15="http://schemas.microsoft.com/office/word/2012/wordml" xmlns:w16cei="http://schemas.microsoft.com/office/word/2026/wordml/cei" xmlns:w16cex="http://schemas.microsoft.com/office/word/2018/wordml/cex" xmlns:w16cid="http://schemas.microsoft.com/office/word/2016/wordml/cid" xmlns:w16="http://schemas.microsoft.com/office/word/2018/wordml" xmlns:w16du="http://schemas.microsoft.com/office/word/2023/wordml/word16du" xmlns:w16sdtdh="http://schemas.microsoft.com/office/word/2020/wordml/sdtdatahash" xmlns:w16sdtfl="http://schemas.microsoft.com/office/word/2024/wordml/sdtformatlock" xmlns:w16se="http://schemas.microsoft.com/office/word/2015/wordml/symex" xmlns:wpg="http://schemas.microsoft.com/office/word/2010/wordprocessingGroup" xmlns:wpi="http://schemas.microsoft.com/office/word/2010/wordprocessingInk" xmlns:wne="http://schemas.microsoft.com/office/word/2006/wordml" xmlns:wps="http://schemas.microsoft.com/office/word/2010/wordprocessingShape" mc:Ignorable="w14 w15 w16se w16cid w16 w16cex w16sdtdh w16sdtfl w16du wp14">
+<w:hdr xmlns:wpc="http://schemas.microsoft.com/office/word/2010/wordprocessingCanvas" xmlns:cx="http://schemas.microsoft.com/office/drawing/2014/chartex" xmlns:cx1="http://schemas.microsoft.com/office/drawing/2015/9/8/chartex" xmlns:cx2="http://schemas.microsoft.com/office/drawing/2015/10/21/chartex" xmlns:cx3="http://schemas.microsoft.com/office/drawing/2016/5/9/chartex" xmlns:cx4="http://schemas.microsoft.com/office/drawing/2016/5/10/chartex" xmlns:cx5="http://schemas.microsoft.com/office/drawing/2016/5/11/chartex" xmlns:cx6="http://schemas.microsoft.com/office/drawing/2016/5/12/chartex" xmlns:cx7="http://schemas.microsoft.com/office/drawing/2016/5/13/chartex" xmlns:cx8="http://schemas.microsoft.com/office/drawing/2016/5/14/chartex" xmlns:mc="http://schemas.openxmlformats.org/markup-compatibility/2006" xmlns:aink="http://schemas.microsoft.com/office/drawing/2016/ink" xmlns:am3d="http://schemas.microsoft.com/office/drawing/2017/model3d" xmlns:o="urn:schemas-microsoft-com:office:office" xmlns:oel="http://schemas.microsoft.com/office/2019/extlst" xmlns:r="http://schemas.openxmlformats.org/officeDocument/2006/relationships" xmlns:m="http://schemas.openxmlformats.org/officeDocument/2006/math" xmlns:v="urn:schemas-microsoft-com:vml" xmlns:wp14="http://schemas.microsoft.com/office/word/2010/wordprocessingDrawing" xmlns:wp="http://schemas.openxmlformats.org/drawingml/2006/wordprocessingDrawing" xmlns:w10="urn:schemas-microsoft-com:office:word" xmlns:w="http://schemas.openxmlformats.org/wordprocessingml/2006/main" xmlns:w14="http://schemas.microsoft.com/office/word/2010/wordml" xmlns:w15="http://schemas.microsoft.com/office/word/2012/wordml" xmlns:w16cex="http://schemas.microsoft.com/office/word/2018/wordml/cex" xmlns:w16cid="http://schemas.microsoft.com/office/word/2016/wordml/cid" xmlns:w16="http://schemas.microsoft.com/office/word/2018/wordml" xmlns:w16du="http://schemas.microsoft.com/office/word/2023/wordml/word16du" xmlns:w16sdtdh="http://schemas.microsoft.com/office/word/2020/wordml/sdtdatahash" xmlns:w16sdtfl="http://schemas.microsoft.com/office/word/2024/wordml/sdtformatlock" xmlns:w16se="http://schemas.microsoft.com/office/word/2015/wordml/symex" xmlns:wpg="http://schemas.microsoft.com/office/word/2010/wordprocessingGroup" xmlns:wpi="http://schemas.microsoft.com/office/word/2010/wordprocessingInk" xmlns:wne="http://schemas.microsoft.com/office/word/2006/wordml" xmlns:wps="http://schemas.microsoft.com/office/word/2010/wordprocessingShape" mc:Ignorable="w14 w15 w16se w16cid w16 w16cex w16sdtdh w16sdtfl w16du wp14">
   <w:p>
     <w:pPr>
       <w:pBdr>
@@ -13662,7 +14438,7 @@
 </file>
 
 <file path=word/glossary/document.xml><?xml version="1.0" encoding="utf-8"?>
-<w:glossaryDocument xmlns:wpc="http://schemas.microsoft.com/office/word/2010/wordprocessingCanvas" xmlns:cx="http://schemas.microsoft.com/office/drawing/2014/chartex" xmlns:cx1="http://schemas.microsoft.com/office/drawing/2015/9/8/chartex" xmlns:cx2="http://schemas.microsoft.com/office/drawing/2015/10/21/chartex" xmlns:cx3="http://schemas.microsoft.com/office/drawing/2016/5/9/chartex" xmlns:cx4="http://schemas.microsoft.com/office/drawing/2016/5/10/chartex" xmlns:cx5="http://schemas.microsoft.com/office/drawing/2016/5/11/chartex" xmlns:cx6="http://schemas.microsoft.com/office/drawing/2016/5/12/chartex" xmlns:cx7="http://schemas.microsoft.com/office/drawing/2016/5/13/chartex" xmlns:cx8="http://schemas.microsoft.com/office/drawing/2016/5/14/chartex" xmlns:mc="http://schemas.openxmlformats.org/markup-compatibility/2006" xmlns:aink="http://schemas.microsoft.com/office/drawing/2016/ink" xmlns:am3d="http://schemas.microsoft.com/office/drawing/2017/model3d" xmlns:o="urn:schemas-microsoft-com:office:office" xmlns:oel="http://schemas.microsoft.com/office/2019/extlst" xmlns:r="http://schemas.openxmlformats.org/officeDocument/2006/relationships" xmlns:m="http://schemas.openxmlformats.org/officeDocument/2006/math" xmlns:v="urn:schemas-microsoft-com:vml" xmlns:wp14="http://schemas.microsoft.com/office/word/2010/wordprocessingDrawing" xmlns:wp="http://schemas.openxmlformats.org/drawingml/2006/wordprocessingDrawing" xmlns:w10="urn:schemas-microsoft-com:office:word" xmlns:w="http://schemas.openxmlformats.org/wordprocessingml/2006/main" xmlns:w14="http://schemas.microsoft.com/office/word/2010/wordml" xmlns:w15="http://schemas.microsoft.com/office/word/2012/wordml" xmlns:w16cei="http://schemas.microsoft.com/office/word/2026/wordml/cei" xmlns:w16cex="http://schemas.microsoft.com/office/word/2018/wordml/cex" xmlns:w16cid="http://schemas.microsoft.com/office/word/2016/wordml/cid" xmlns:w16="http://schemas.microsoft.com/office/word/2018/wordml" xmlns:w16du="http://schemas.microsoft.com/office/word/2023/wordml/word16du" xmlns:w16sdtdh="http://schemas.microsoft.com/office/word/2020/wordml/sdtdatahash" xmlns:w16sdtfl="http://schemas.microsoft.com/office/word/2024/wordml/sdtformatlock" xmlns:w16se="http://schemas.microsoft.com/office/word/2015/wordml/symex" xmlns:wpg="http://schemas.microsoft.com/office/word/2010/wordprocessingGroup" xmlns:wpi="http://schemas.microsoft.com/office/word/2010/wordprocessingInk" xmlns:wne="http://schemas.microsoft.com/office/word/2006/wordml" xmlns:wps="http://schemas.microsoft.com/office/word/2010/wordprocessingShape" mc:Ignorable="w14 w15 w16se w16cid w16 w16cex w16sdtdh w16sdtfl w16du wp14">
+<w:glossaryDocument xmlns:wpc="http://schemas.microsoft.com/office/word/2010/wordprocessingCanvas" xmlns:cx="http://schemas.microsoft.com/office/drawing/2014/chartex" xmlns:cx1="http://schemas.microsoft.com/office/drawing/2015/9/8/chartex" xmlns:cx2="http://schemas.microsoft.com/office/drawing/2015/10/21/chartex" xmlns:cx3="http://schemas.microsoft.com/office/drawing/2016/5/9/chartex" xmlns:cx4="http://schemas.microsoft.com/office/drawing/2016/5/10/chartex" xmlns:cx5="http://schemas.microsoft.com/office/drawing/2016/5/11/chartex" xmlns:cx6="http://schemas.microsoft.com/office/drawing/2016/5/12/chartex" xmlns:cx7="http://schemas.microsoft.com/office/drawing/2016/5/13/chartex" xmlns:cx8="http://schemas.microsoft.com/office/drawing/2016/5/14/chartex" xmlns:mc="http://schemas.openxmlformats.org/markup-compatibility/2006" xmlns:aink="http://schemas.microsoft.com/office/drawing/2016/ink" xmlns:am3d="http://schemas.microsoft.com/office/drawing/2017/model3d" xmlns:o="urn:schemas-microsoft-com:office:office" xmlns:oel="http://schemas.microsoft.com/office/2019/extlst" xmlns:r="http://schemas.openxmlformats.org/officeDocument/2006/relationships" xmlns:m="http://schemas.openxmlformats.org/officeDocument/2006/math" xmlns:v="urn:schemas-microsoft-com:vml" xmlns:wp14="http://schemas.microsoft.com/office/word/2010/wordprocessingDrawing" xmlns:wp="http://schemas.openxmlformats.org/drawingml/2006/wordprocessingDrawing" xmlns:w10="urn:schemas-microsoft-com:office:word" xmlns:w="http://schemas.openxmlformats.org/wordprocessingml/2006/main" xmlns:w14="http://schemas.microsoft.com/office/word/2010/wordml" xmlns:w15="http://schemas.microsoft.com/office/word/2012/wordml" xmlns:w16cex="http://schemas.microsoft.com/office/word/2018/wordml/cex" xmlns:w16cid="http://schemas.microsoft.com/office/word/2016/wordml/cid" xmlns:w16="http://schemas.microsoft.com/office/word/2018/wordml" xmlns:w16du="http://schemas.microsoft.com/office/word/2023/wordml/word16du" xmlns:w16sdtdh="http://schemas.microsoft.com/office/word/2020/wordml/sdtdatahash" xmlns:w16sdtfl="http://schemas.microsoft.com/office/word/2024/wordml/sdtformatlock" xmlns:w16se="http://schemas.microsoft.com/office/word/2015/wordml/symex" xmlns:wpg="http://schemas.microsoft.com/office/word/2010/wordprocessingGroup" xmlns:wpi="http://schemas.microsoft.com/office/word/2010/wordprocessingInk" xmlns:wne="http://schemas.microsoft.com/office/word/2006/wordml" xmlns:wps="http://schemas.microsoft.com/office/word/2010/wordprocessingShape" mc:Ignorable="w14 w15 w16se w16cid w16 w16cex w16sdtdh w16sdtfl w16du wp14">
   <w:docParts>
     <w:docPart>
       <w:docPartPr>
@@ -14397,6 +15173,9 @@
     <w:rsidRoot w:val="00FA10B2"/>
     <w:rsid w:val="001D726B"/>
     <w:rsid w:val="003246D4"/>
+    <w:rsid w:val="005E74AD"/>
+    <w:rsid w:val="006F2BA2"/>
+    <w:rsid w:val="00D42DD8"/>
     <w:rsid w:val="00FA10B2"/>
   </w:rsids>
   <m:mathPr>
